--- a/docs/archive/source/BUSINESS-ACTION-PLAN.docx
+++ b/docs/archive/source/BUSINESS-ACTION-PLAN.docx
@@ -2021,7 +2021,7 @@
         <w:pStyle w:val="Compact"/>
       </w:pPr>
       <w:r>
-        <w:t xml:space="preserve">Password:</w:t>
+        <w:t xml:space="preserve">Password: the password in</w:t>
       </w:r>
       <w:r>
         <w:t xml:space="preserve"> </w:t>
@@ -2030,7 +2030,13 @@
         <w:rPr>
           <w:rStyle w:val="VerbatimChar"/>
         </w:rPr>
-        <w:t xml:space="preserve">POCAdmin2026!</w:t>
+        <w:t xml:space="preserve">POC_OPS_PASSWORD</w:t>
+      </w:r>
+      <w:r>
+        <w:t xml:space="preserve"> </w:t>
+      </w:r>
+      <w:r>
+        <w:t xml:space="preserve">(set in your local env)</w:t>
       </w:r>
     </w:p>
     <w:p>
